--- a/flow/20230914_vu_template/drafts/2023-11-g/15-СР-Гурія, Самона, Авіва.docx
+++ b/flow/20230914_vu_template/drafts/2023-11-g/15-СР-Гурія, Самона, Авіва.docx
@@ -5783,95 +5783,6 @@
       </w:r>
     </w:p>
     <w:p>
-      <w:pPr>
-        <w:spacing w:after="120" w:lineRule="auto"/>
-        <w:jc w:val="both"/>
-        <w:rPr>
-          <w:rFonts w:ascii="Times New Roman" w:cs="Times New Roman" w:eastAsia="Times New Roman" w:hAnsi="Times New Roman"/>
-          <w:sz w:val="24"/>
-          <w:szCs w:val="24"/>
-        </w:rPr>
-      </w:pPr>
-      <w:r>
-        <w:rPr>
-          <w:rtl w:val="0"/>
-        </w:rPr>
-      </w:r>
-    </w:p>
-    <w:p>
-      <w:pPr>
-        <w:spacing w:after="120" w:lineRule="auto"/>
-        <w:jc w:val="both"/>
-        <w:rPr>
-          <w:rFonts w:ascii="Times New Roman" w:cs="Times New Roman" w:eastAsia="Times New Roman" w:hAnsi="Times New Roman"/>
-          <w:sz w:val="24"/>
-          <w:szCs w:val="24"/>
-        </w:rPr>
-      </w:pPr>
-      <w:r>
-        <w:rPr>
-          <w:rFonts w:ascii="Times New Roman" w:cs="Times New Roman" w:eastAsia="Times New Roman" w:hAnsi="Times New Roman"/>
-          <w:i w:val="1"/>
-          <w:color w:val="ff0000"/>
-          <w:sz w:val="24"/>
-          <w:szCs w:val="24"/>
-          <w:rtl w:val="0"/>
-        </w:rPr>
-        <w:t xml:space="preserve">тропар</w:t>
-      </w:r>
-      <w:r>
-        <w:rPr>
-          <w:rtl w:val="0"/>
-        </w:rPr>
-      </w:r>
-    </w:p>
-    <w:p>
-      <w:pPr>
-        <w:spacing w:after="120" w:lineRule="auto"/>
-        <w:jc w:val="both"/>
-        <w:rPr>
-          <w:rFonts w:ascii="Times New Roman" w:cs="Times New Roman" w:eastAsia="Times New Roman" w:hAnsi="Times New Roman"/>
-          <w:sz w:val="24"/>
-          <w:szCs w:val="24"/>
-        </w:rPr>
-      </w:pPr>
-      <w:r>
-        <w:rPr>
-          <w:rFonts w:ascii="Times New Roman" w:cs="Times New Roman" w:eastAsia="Times New Roman" w:hAnsi="Times New Roman"/>
-          <w:b w:val="1"/>
-          <w:sz w:val="24"/>
-          <w:szCs w:val="24"/>
-          <w:rtl w:val="0"/>
-        </w:rPr>
-        <w:t xml:space="preserve">Слава: і нині:</w:t>
-      </w:r>
-      <w:r>
-        <w:rPr>
-          <w:rFonts w:ascii="Times New Roman" w:cs="Times New Roman" w:eastAsia="Times New Roman" w:hAnsi="Times New Roman"/>
-          <w:sz w:val="24"/>
-          <w:szCs w:val="24"/>
-          <w:rtl w:val="0"/>
-        </w:rPr>
-        <w:t xml:space="preserve"> </w:t>
-      </w:r>
-    </w:p>
-    <w:p>
-      <w:pPr>
-        <w:spacing w:after="120" w:lineRule="auto"/>
-        <w:jc w:val="both"/>
-        <w:rPr>
-          <w:rFonts w:ascii="Times New Roman" w:cs="Times New Roman" w:eastAsia="Times New Roman" w:hAnsi="Times New Roman"/>
-          <w:sz w:val="24"/>
-          <w:szCs w:val="24"/>
-        </w:rPr>
-      </w:pPr>
-      <w:r>
-        <w:rPr>
-          <w:rtl w:val="0"/>
-        </w:rPr>
-      </w:r>
-    </w:p>
-    <w:p>
       <w:pPr/>
       <w:r>
         <w:rPr>
@@ -5906,7 +5817,9 @@
       <w:pPr/>
       <w:r>
         <w:rPr>
+          <w:rFonts w:ascii="Times New Roman" w:hAnsi="Times New Roman"/>
           <w:b/>
+          <w:sz w:val="24"/>
         </w:rPr>
         <w:t xml:space="preserve">Слава, і нині: </w:t>
       </w:r>
@@ -5914,6 +5827,9 @@
         <w:rPr/>
         <w:t>богородичний</w:t>
       </w:r>
+    </w:p>
+    <w:p>
+      <w:pPr/>
     </w:p>
     <w:p>
       <w:pPr>
@@ -11089,138 +11005,6 @@
       </w:r>
     </w:p>
     <w:p>
-      <w:pPr>
-        <w:spacing w:after="120" w:lineRule="auto"/>
-        <w:jc w:val="both"/>
-        <w:rPr>
-          <w:rFonts w:ascii="Times New Roman" w:cs="Times New Roman" w:eastAsia="Times New Roman" w:hAnsi="Times New Roman"/>
-          <w:b w:val="1"/>
-          <w:sz w:val="24"/>
-          <w:szCs w:val="24"/>
-        </w:rPr>
-      </w:pPr>
-      <w:r>
-        <w:rPr>
-          <w:rtl w:val="0"/>
-        </w:rPr>
-      </w:r>
-    </w:p>
-    <w:p>
-      <w:pPr>
-        <w:spacing w:after="120" w:lineRule="auto"/>
-        <w:jc w:val="both"/>
-        <w:rPr>
-          <w:rFonts w:ascii="Times New Roman" w:cs="Times New Roman" w:eastAsia="Times New Roman" w:hAnsi="Times New Roman"/>
-          <w:i w:val="1"/>
-          <w:sz w:val="24"/>
-          <w:szCs w:val="24"/>
-        </w:rPr>
-      </w:pPr>
-      <w:r>
-        <w:rPr>
-          <w:rFonts w:ascii="Times New Roman" w:cs="Times New Roman" w:eastAsia="Times New Roman" w:hAnsi="Times New Roman"/>
-          <w:b w:val="1"/>
-          <w:sz w:val="24"/>
-          <w:szCs w:val="24"/>
-          <w:rtl w:val="0"/>
-        </w:rPr>
-        <w:t xml:space="preserve">Слава: </w:t>
-      </w:r>
-      <w:r>
-        <w:rPr>
-          <w:rtl w:val="0"/>
-        </w:rPr>
-      </w:r>
-    </w:p>
-    <w:p>
-      <w:pPr>
-        <w:spacing w:after="120" w:lineRule="auto"/>
-        <w:jc w:val="both"/>
-        <w:rPr>
-          <w:rFonts w:ascii="Times New Roman" w:cs="Times New Roman" w:eastAsia="Times New Roman" w:hAnsi="Times New Roman"/>
-          <w:sz w:val="24"/>
-          <w:szCs w:val="24"/>
-        </w:rPr>
-      </w:pPr>
-      <w:r>
-        <w:rPr>
-          <w:rFonts w:ascii="Times New Roman" w:cs="Times New Roman" w:eastAsia="Times New Roman" w:hAnsi="Times New Roman"/>
-          <w:b w:val="1"/>
-          <w:sz w:val="24"/>
-          <w:szCs w:val="24"/>
-          <w:rtl w:val="0"/>
-        </w:rPr>
-        <w:t xml:space="preserve">І нині:</w:t>
-      </w:r>
-      <w:r>
-        <w:rPr>
-          <w:rFonts w:ascii="Times New Roman" w:cs="Times New Roman" w:eastAsia="Times New Roman" w:hAnsi="Times New Roman"/>
-          <w:sz w:val="24"/>
-          <w:szCs w:val="24"/>
-          <w:rtl w:val="0"/>
-        </w:rPr>
-        <w:t xml:space="preserve"> </w:t>
-      </w:r>
-    </w:p>
-    <w:p>
-      <w:pPr>
-        <w:spacing w:after="120" w:lineRule="auto"/>
-        <w:jc w:val="both"/>
-        <w:rPr>
-          <w:rFonts w:ascii="Times New Roman" w:cs="Times New Roman" w:eastAsia="Times New Roman" w:hAnsi="Times New Roman"/>
-          <w:sz w:val="24"/>
-          <w:szCs w:val="24"/>
-        </w:rPr>
-      </w:pPr>
-      <w:r>
-        <w:rPr>
-          <w:rtl w:val="0"/>
-        </w:rPr>
-      </w:r>
-    </w:p>
-    <w:p>
-      <w:pPr>
-        <w:spacing w:after="120" w:lineRule="auto"/>
-        <w:jc w:val="both"/>
-        <w:rPr>
-          <w:rFonts w:ascii="Times New Roman" w:cs="Times New Roman" w:eastAsia="Times New Roman" w:hAnsi="Times New Roman"/>
-          <w:i w:val="1"/>
-          <w:color w:val="ff0000"/>
-          <w:sz w:val="24"/>
-          <w:szCs w:val="24"/>
-        </w:rPr>
-      </w:pPr>
-      <w:r>
-        <w:rPr>
-          <w:rFonts w:ascii="Times New Roman" w:cs="Times New Roman" w:eastAsia="Times New Roman" w:hAnsi="Times New Roman"/>
-          <w:i w:val="1"/>
-          <w:color w:val="ff0000"/>
-          <w:sz w:val="24"/>
-          <w:szCs w:val="24"/>
-          <w:rtl w:val="0"/>
-        </w:rPr>
-        <w:t xml:space="preserve">По тропарях читає читець чергову катизму, після якої диякон перед св. дверми виголошує:</w:t>
-      </w:r>
-    </w:p>
-    <w:p>
-      <w:pPr>
-        <w:spacing w:after="120" w:lineRule="auto"/>
-        <w:jc w:val="both"/>
-        <w:rPr>
-          <w:rFonts w:ascii="Times New Roman" w:cs="Times New Roman" w:eastAsia="Times New Roman" w:hAnsi="Times New Roman"/>
-          <w:i w:val="1"/>
-          <w:color w:val="000000"/>
-          <w:sz w:val="24"/>
-          <w:szCs w:val="24"/>
-        </w:rPr>
-      </w:pPr>
-      <w:r>
-        <w:rPr>
-          <w:rtl w:val="0"/>
-        </w:rPr>
-      </w:r>
-    </w:p>
-    <w:p>
       <w:pPr/>
       <w:r>
         <w:rPr>
@@ -11255,7 +11039,9 @@
       <w:pPr/>
       <w:r>
         <w:rPr>
+          <w:rFonts w:ascii="Times New Roman" w:hAnsi="Times New Roman"/>
           <w:b/>
+          <w:sz w:val="24"/>
         </w:rPr>
         <w:t xml:space="preserve">Слава, і нині: </w:t>
       </w:r>
@@ -11263,6 +11049,9 @@
         <w:rPr/>
         <w:t>богородичний</w:t>
       </w:r>
+    </w:p>
+    <w:p>
+      <w:pPr/>
     </w:p>
     <w:p>
       <w:pPr>
@@ -17306,38 +17095,6 @@
       </w:r>
     </w:p>
     <w:p>
-      <w:pPr>
-        <w:spacing w:after="120" w:lineRule="auto"/>
-        <w:jc w:val="both"/>
-        <w:rPr>
-          <w:rFonts w:ascii="Times New Roman" w:cs="Times New Roman" w:eastAsia="Times New Roman" w:hAnsi="Times New Roman"/>
-          <w:sz w:val="24"/>
-          <w:szCs w:val="24"/>
-        </w:rPr>
-      </w:pPr>
-      <w:r>
-        <w:rPr>
-          <w:rtl w:val="0"/>
-        </w:rPr>
-      </w:r>
-    </w:p>
-    <w:p>
-      <w:pPr>
-        <w:spacing w:after="120" w:lineRule="auto"/>
-        <w:jc w:val="both"/>
-        <w:rPr>
-          <w:rFonts w:ascii="Times New Roman" w:cs="Times New Roman" w:eastAsia="Times New Roman" w:hAnsi="Times New Roman"/>
-          <w:sz w:val="24"/>
-          <w:szCs w:val="24"/>
-        </w:rPr>
-      </w:pPr>
-      <w:r>
-        <w:rPr>
-          <w:rtl w:val="0"/>
-        </w:rPr>
-      </w:r>
-    </w:p>
-    <w:p>
       <w:pPr/>
       <w:r>
         <w:rPr>
@@ -17372,7 +17129,9 @@
       <w:pPr/>
       <w:r>
         <w:rPr>
+          <w:rFonts w:ascii="Times New Roman" w:hAnsi="Times New Roman"/>
           <w:b/>
+          <w:sz w:val="24"/>
         </w:rPr>
         <w:t xml:space="preserve">Слава, і нині: </w:t>
       </w:r>
@@ -17380,6 +17139,9 @@
         <w:rPr/>
         <w:t>богородичний</w:t>
       </w:r>
+    </w:p>
+    <w:p>
+      <w:pPr/>
     </w:p>
     <w:p>
       <w:pPr>

--- a/flow/20230914_vu_template/drafts/2023-11-g/15-СР-Гурія, Самона, Авіва.docx
+++ b/flow/20230914_vu_template/drafts/2023-11-g/15-СР-Гурія, Самона, Авіва.docx
@@ -5783,7 +5783,9 @@
       </w:r>
     </w:p>
     <w:p>
-      <w:pPr/>
+      <w:pPr>
+        <w:pStyle w:val="a"/>
+      </w:pPr>
       <w:r>
         <w:rPr>
           <w:rFonts w:ascii="Times New Roman" w:hAnsi="Times New Roman"/>
@@ -5814,7 +5816,9 @@
       </w:r>
     </w:p>
     <w:p>
-      <w:pPr/>
+      <w:pPr>
+        <w:pStyle w:val="a"/>
+      </w:pPr>
       <w:r>
         <w:rPr>
           <w:rFonts w:ascii="Times New Roman" w:hAnsi="Times New Roman"/>
@@ -5824,12 +5828,40 @@
         <w:t xml:space="preserve">Слава, і нині: </w:t>
       </w:r>
       <w:r>
-        <w:rPr/>
-        <w:t>богородичний</w:t>
-      </w:r>
-    </w:p>
-    <w:p>
-      <w:pPr/>
+        <w:rPr>
+          <w:rFonts w:ascii="Times New Roman" w:hAnsi="Times New Roman"/>
+          <w:i/>
+          <w:color w:val="FF0000"/>
+          <w:sz w:val="24"/>
+        </w:rPr>
+        <w:t xml:space="preserve">Богородичний (г. 5): </w:t>
+      </w:r>
+      <w:r>
+        <w:rPr>
+          <w:rFonts w:ascii="Times New Roman" w:hAnsi="Times New Roman"/>
+          <w:sz w:val="24"/>
+        </w:rPr>
+        <w:t xml:space="preserve">Хрестом Сина твого, </w:t>
+      </w:r>
+      <w:r>
+        <w:rPr>
+          <w:rFonts w:ascii="Times New Roman" w:hAnsi="Times New Roman"/>
+          <w:sz w:val="24"/>
+        </w:rPr>
+        <w:t>Богоблагодатна</w:t>
+      </w:r>
+      <w:r>
+        <w:rPr>
+          <w:rFonts w:ascii="Times New Roman" w:hAnsi="Times New Roman"/>
+          <w:sz w:val="24"/>
+        </w:rPr>
+        <w:t>,* знищена вся ідольська омана і здолана демонська сила.* Тому ми, вірні, як годиться,* завжди тебе оспівуємо та благословляємо* і, визнаючи справжньою Богородицею, тебе величаємо.</w:t>
+      </w:r>
+    </w:p>
+    <w:p>
+      <w:pPr>
+        <w:pStyle w:val="a"/>
+      </w:pPr>
     </w:p>
     <w:p>
       <w:pPr>
@@ -11005,7 +11037,9 @@
       </w:r>
     </w:p>
     <w:p>
-      <w:pPr/>
+      <w:pPr>
+        <w:pStyle w:val="a"/>
+      </w:pPr>
       <w:r>
         <w:rPr>
           <w:rFonts w:ascii="Times New Roman" w:hAnsi="Times New Roman"/>
@@ -11036,7 +11070,9 @@
       </w:r>
     </w:p>
     <w:p>
-      <w:pPr/>
+      <w:pPr>
+        <w:pStyle w:val="a"/>
+      </w:pPr>
       <w:r>
         <w:rPr>
           <w:rFonts w:ascii="Times New Roman" w:hAnsi="Times New Roman"/>
@@ -11046,12 +11082,40 @@
         <w:t xml:space="preserve">Слава, і нині: </w:t>
       </w:r>
       <w:r>
-        <w:rPr/>
-        <w:t>богородичний</w:t>
-      </w:r>
-    </w:p>
-    <w:p>
-      <w:pPr/>
+        <w:rPr>
+          <w:rFonts w:ascii="Times New Roman" w:hAnsi="Times New Roman"/>
+          <w:i/>
+          <w:color w:val="FF0000"/>
+          <w:sz w:val="24"/>
+        </w:rPr>
+        <w:t xml:space="preserve">Богородичний (г. 5): </w:t>
+      </w:r>
+      <w:r>
+        <w:rPr>
+          <w:rFonts w:ascii="Times New Roman" w:hAnsi="Times New Roman"/>
+          <w:sz w:val="24"/>
+        </w:rPr>
+        <w:t xml:space="preserve">Ти, Христе Боже, що з Діви просіяв світові* і нею </w:t>
+      </w:r>
+      <w:r>
+        <w:rPr>
+          <w:rFonts w:ascii="Times New Roman" w:hAnsi="Times New Roman"/>
+          <w:sz w:val="24"/>
+        </w:rPr>
+        <w:t>появив</w:t>
+      </w:r>
+      <w:r>
+        <w:rPr>
+          <w:rFonts w:ascii="Times New Roman" w:hAnsi="Times New Roman"/>
+          <w:sz w:val="24"/>
+        </w:rPr>
+        <w:t xml:space="preserve"> дітей світла, помилуй нас.</w:t>
+      </w:r>
+    </w:p>
+    <w:p>
+      <w:pPr>
+        <w:pStyle w:val="a"/>
+      </w:pPr>
     </w:p>
     <w:p>
       <w:pPr>
@@ -17095,7 +17159,9 @@
       </w:r>
     </w:p>
     <w:p>
-      <w:pPr/>
+      <w:pPr>
+        <w:pStyle w:val="a"/>
+      </w:pPr>
       <w:r>
         <w:rPr>
           <w:rFonts w:ascii="Times New Roman" w:hAnsi="Times New Roman"/>
@@ -17126,7 +17192,9 @@
       </w:r>
     </w:p>
     <w:p>
-      <w:pPr/>
+      <w:pPr>
+        <w:pStyle w:val="a"/>
+      </w:pPr>
       <w:r>
         <w:rPr>
           <w:rFonts w:ascii="Times New Roman" w:hAnsi="Times New Roman"/>
@@ -17136,12 +17204,40 @@
         <w:t xml:space="preserve">Слава, і нині: </w:t>
       </w:r>
       <w:r>
-        <w:rPr/>
-        <w:t>богородичний</w:t>
-      </w:r>
-    </w:p>
-    <w:p>
-      <w:pPr/>
+        <w:rPr>
+          <w:rFonts w:ascii="Times New Roman" w:hAnsi="Times New Roman"/>
+          <w:i/>
+          <w:color w:val="FF0000"/>
+          <w:sz w:val="24"/>
+        </w:rPr>
+        <w:t xml:space="preserve">Богородичний (г. 5): </w:t>
+      </w:r>
+      <w:r>
+        <w:rPr>
+          <w:rFonts w:ascii="Times New Roman" w:hAnsi="Times New Roman"/>
+          <w:sz w:val="24"/>
+        </w:rPr>
+        <w:t xml:space="preserve">Ти, Христе Боже, що з Діви просіяв світові* і нею </w:t>
+      </w:r>
+      <w:r>
+        <w:rPr>
+          <w:rFonts w:ascii="Times New Roman" w:hAnsi="Times New Roman"/>
+          <w:sz w:val="24"/>
+        </w:rPr>
+        <w:t>появив</w:t>
+      </w:r>
+      <w:r>
+        <w:rPr>
+          <w:rFonts w:ascii="Times New Roman" w:hAnsi="Times New Roman"/>
+          <w:sz w:val="24"/>
+        </w:rPr>
+        <w:t xml:space="preserve"> дітей світла, помилуй нас.</w:t>
+      </w:r>
+    </w:p>
+    <w:p>
+      <w:pPr>
+        <w:pStyle w:val="a"/>
+      </w:pPr>
     </w:p>
     <w:p>
       <w:pPr>
